--- a/01_The_Blue_Silence/Manuscript/THE_BLUE_SILENCE_Chapter_03_The_First_Envelope.docx
+++ b/01_The_Blue_Silence/Manuscript/THE_BLUE_SILENCE_Chapter_03_The_First_Envelope.docx
@@ -317,7 +317,7 @@
         <w:jc w:val="left"/>
       </w:pPr>
       <w:r>
-        <w:t>“It wasn't there before.”</w:t>
+        <w:t>“It wasn’t there before.”</w:t>
       </w:r>
     </w:p>
     <w:p>
@@ -357,7 +357,7 @@
         <w:jc w:val="left"/>
       </w:pPr>
       <w:r>
-        <w:t>Rahman said, “It's money.”</w:t>
+        <w:t>Rahman said, “It’s money.”</w:t>
       </w:r>
     </w:p>
     <w:p>
@@ -381,7 +381,7 @@
         <w:jc w:val="left"/>
       </w:pPr>
       <w:r>
-        <w:t>“Then maybe it's a letter.”</w:t>
+        <w:t>“Then maybe it’s a letter.”</w:t>
       </w:r>
     </w:p>
     <w:p>
@@ -461,7 +461,7 @@
         <w:jc w:val="left"/>
       </w:pPr>
       <w:r>
-        <w:t>Nearly half a month's salary.</w:t>
+        <w:t>Nearly half a month’s salary.</w:t>
       </w:r>
     </w:p>
     <w:p>
@@ -477,7 +477,7 @@
         <w:jc w:val="left"/>
       </w:pPr>
       <w:r>
-        <w:t>The sergeant's expression did not change.</w:t>
+        <w:t>The sergeant’s expression did not change.</w:t>
       </w:r>
     </w:p>
     <w:p>
@@ -589,7 +589,7 @@
         <w:jc w:val="left"/>
       </w:pPr>
       <w:r>
-        <w:t>Two days later, several boxes bearing matching serial numbers were discovered in a rented warehouse connected to one of Lim's companies.</w:t>
+        <w:t>Two days later, several boxes bearing matching serial numbers were discovered in a rented warehouse connected to one of Lim’s companies.</w:t>
       </w:r>
     </w:p>
     <w:p>
@@ -613,7 +613,7 @@
         <w:jc w:val="left"/>
       </w:pPr>
       <w:r>
-        <w:t>The supervisor's assistant disappeared.</w:t>
+        <w:t>The supervisor’s assistant disappeared.</w:t>
       </w:r>
     </w:p>
     <w:p>
@@ -717,7 +717,7 @@
         <w:jc w:val="left"/>
       </w:pPr>
       <w:r>
-        <w:t>“Then how do you know it's his?”</w:t>
+        <w:t>“Then how do you know it’s his?”</w:t>
       </w:r>
     </w:p>
     <w:p>
@@ -765,7 +765,7 @@
         <w:jc w:val="left"/>
       </w:pPr>
       <w:r>
-        <w:t>“You're thinking.”</w:t>
+        <w:t>“You’re thinking.”</w:t>
       </w:r>
     </w:p>
     <w:p>
@@ -813,7 +813,7 @@
         <w:jc w:val="left"/>
       </w:pPr>
       <w:r>
-        <w:t>“Then I'll give it to the investigating officer.”</w:t>
+        <w:t>“Then I’ll give it to the investigating officer.”</w:t>
       </w:r>
     </w:p>
     <w:p>
@@ -877,7 +877,7 @@
         <w:jc w:val="left"/>
       </w:pPr>
       <w:r>
-        <w:t>“You've been here four months and you already know me.”</w:t>
+        <w:t>“You’ve been here four months and you already know me.”</w:t>
       </w:r>
     </w:p>
     <w:p>
@@ -949,15 +949,15 @@
         <w:jc w:val="left"/>
       </w:pPr>
       <w:r>
-        <w:t>“I'll put it in his drawer.”</w:t>
-      </w:r>
-    </w:p>
-    <w:p>
-      <w:pPr>
-        <w:jc w:val="left"/>
-      </w:pPr>
-      <w:r>
-        <w:t>“Don't.”</w:t>
+        <w:t>“I’ll put it in his drawer.”</w:t>
+      </w:r>
+    </w:p>
+    <w:p>
+      <w:pPr>
+        <w:jc w:val="left"/>
+      </w:pPr>
+      <w:r>
+        <w:t>“Don’t.”</w:t>
       </w:r>
     </w:p>
     <w:p>
@@ -989,15 +989,15 @@
         <w:jc w:val="left"/>
       </w:pPr>
       <w:r>
-        <w:t>For the first time since entering, the older man's face was completely serious.</w:t>
-      </w:r>
-    </w:p>
-    <w:p>
-      <w:pPr>
-        <w:jc w:val="left"/>
-      </w:pPr>
-      <w:r>
-        <w:t>“If you're going to hand money to someone, hand it to him when he's standing in front of you.”</w:t>
+        <w:t>For the first time since entering, the older man’s face was completely serious.</w:t>
+      </w:r>
+    </w:p>
+    <w:p>
+      <w:pPr>
+        <w:jc w:val="left"/>
+      </w:pPr>
+      <w:r>
+        <w:t>“If you’re going to hand money to someone, hand it to him when he’s standing in front of you.”</w:t>
       </w:r>
     </w:p>
     <w:p>
@@ -1029,7 +1029,7 @@
         <w:jc w:val="left"/>
       </w:pPr>
       <w:r>
-        <w:t>Because once the envelope entered someone else's drawer, Rahman would no longer know what happened to it.</w:t>
+        <w:t>Because once the envelope entered someone else’s drawer, Rahman would no longer know what happened to it.</w:t>
       </w:r>
     </w:p>
     <w:p>
@@ -1321,7 +1321,7 @@
         <w:jc w:val="left"/>
       </w:pPr>
       <w:r>
-        <w:t>“You haven't eaten?”</w:t>
+        <w:t>“You haven’t eaten?”</w:t>
       </w:r>
     </w:p>
     <w:p>
@@ -1609,7 +1609,7 @@
         <w:jc w:val="left"/>
       </w:pPr>
       <w:r>
-        <w:t>“He's involved in the investigation.”</w:t>
+        <w:t>“He’s involved in the investigation.”</w:t>
       </w:r>
     </w:p>
     <w:p>
@@ -1649,7 +1649,7 @@
         <w:jc w:val="left"/>
       </w:pPr>
       <w:r>
-        <w:t>“That doesn't bother you?”</w:t>
+        <w:t>“That doesn’t bother you?”</w:t>
       </w:r>
     </w:p>
     <w:p>
@@ -1913,7 +1913,7 @@
         <w:jc w:val="left"/>
       </w:pPr>
       <w:r>
-        <w:t>“You want the world to be simple very badly, don't you?”</w:t>
+        <w:t>“You want the world to be simple very badly, don’t you?”</w:t>
       </w:r>
     </w:p>
     <w:p>
@@ -1929,7 +1929,7 @@
         <w:jc w:val="left"/>
       </w:pPr>
       <w:r>
-        <w:t>“It isn't.”</w:t>
+        <w:t>“It isn’t.”</w:t>
       </w:r>
     </w:p>
     <w:p>
@@ -1989,7 +1989,7 @@
         <w:jc w:val="left"/>
       </w:pPr>
       <w:r>
-        <w:t>“If it's another invoice, tomorrow.”</w:t>
+        <w:t>“If it’s another invoice, tomorrow.”</w:t>
       </w:r>
     </w:p>
     <w:p>
@@ -2061,7 +2061,7 @@
         <w:jc w:val="left"/>
       </w:pPr>
       <w:r>
-        <w:t>“I didn't see him leave it.”</w:t>
+        <w:t>“I didn’t see him leave it.”</w:t>
       </w:r>
     </w:p>
     <w:p>
@@ -2197,7 +2197,7 @@
         <w:jc w:val="left"/>
       </w:pPr>
       <w:r>
-        <w:t>But Harun's training intervened.</w:t>
+        <w:t>But Harun’s training intervened.</w:t>
       </w:r>
     </w:p>
     <w:p>
@@ -2237,7 +2237,7 @@
         <w:jc w:val="left"/>
       </w:pPr>
       <w:r>
-        <w:t>“I don't know.”</w:t>
+        <w:t>“I don’t know.”</w:t>
       </w:r>
     </w:p>
     <w:p>
@@ -2365,7 +2365,7 @@
         <w:jc w:val="left"/>
       </w:pPr>
       <w:r>
-        <w:t>“Because we can't accept it.”</w:t>
+        <w:t>“Because we can’t accept it.”</w:t>
       </w:r>
     </w:p>
     <w:p>
@@ -2525,7 +2525,7 @@
         <w:jc w:val="left"/>
       </w:pPr>
       <w:r>
-        <w:t>“I don't know.”</w:t>
+        <w:t>“I don’t know.”</w:t>
       </w:r>
     </w:p>
     <w:p>
@@ -2597,23 +2597,23 @@
         <w:jc w:val="left"/>
       </w:pPr>
       <w:r>
-        <w:t>“For the boys,” Lim continued. “They've been going back and forth to the warehouse. Petrol, food. Small thing.”</w:t>
-      </w:r>
-    </w:p>
-    <w:p>
-      <w:pPr>
-        <w:jc w:val="left"/>
-      </w:pPr>
-      <w:r>
-        <w:t>Faizal's voice remained pleasant.</w:t>
-      </w:r>
-    </w:p>
-    <w:p>
-      <w:pPr>
-        <w:jc w:val="left"/>
-      </w:pPr>
-      <w:r>
-        <w:t>“Don't.”</w:t>
+        <w:t>“For the boys,” Lim continued. “They’ve been going back and forth to the warehouse. Petrol, food. Small thing.”</w:t>
+      </w:r>
+    </w:p>
+    <w:p>
+      <w:pPr>
+        <w:jc w:val="left"/>
+      </w:pPr>
+      <w:r>
+        <w:t>Faizal’s voice remained pleasant.</w:t>
+      </w:r>
+    </w:p>
+    <w:p>
+      <w:pPr>
+        <w:jc w:val="left"/>
+      </w:pPr>
+      <w:r>
+        <w:t>“Don’t.”</w:t>
       </w:r>
     </w:p>
     <w:p>
@@ -2877,15 +2877,15 @@
         <w:jc w:val="left"/>
       </w:pPr>
       <w:r>
-        <w:t>Faizal pointed toward the road where Lim's car had disappeared.</w:t>
-      </w:r>
-    </w:p>
-    <w:p>
-      <w:pPr>
-        <w:jc w:val="left"/>
-      </w:pPr>
-      <w:r>
-        <w:t>“One day somebody will offer you something that doesn't look like money.”</w:t>
+        <w:t>Faizal pointed toward the road where Lim’s car had disappeared.</w:t>
+      </w:r>
+    </w:p>
+    <w:p>
+      <w:pPr>
+        <w:jc w:val="left"/>
+      </w:pPr>
+      <w:r>
+        <w:t>“One day somebody will offer you something that doesn’t look like money.”</w:t>
       </w:r>
     </w:p>
     <w:p>
@@ -3169,7 +3169,7 @@
         <w:jc w:val="left"/>
       </w:pPr>
       <w:r>
-        <w:t>Then carried it into Inspector Faizal's office.</w:t>
+        <w:t>Then carried it into Inspector Faizal’s office.</w:t>
       </w:r>
     </w:p>
     <w:p>
@@ -3193,7 +3193,7 @@
         <w:jc w:val="left"/>
       </w:pPr>
       <w:r>
-        <w:t>“Don't tell me there's another envelope.”</w:t>
+        <w:t>“Don’t tell me there’s another envelope.”</w:t>
       </w:r>
     </w:p>
     <w:p>
@@ -3209,15 +3209,15 @@
         <w:jc w:val="left"/>
       </w:pPr>
       <w:r>
-        <w:t>“Why isn't Lim charged?”</w:t>
-      </w:r>
-    </w:p>
-    <w:p>
-      <w:pPr>
-        <w:jc w:val="left"/>
-      </w:pPr>
-      <w:r>
-        <w:t>“Because we don't have enough.”</w:t>
+        <w:t>“Why isn’t Lim charged?”</w:t>
+      </w:r>
+    </w:p>
+    <w:p>
+      <w:pPr>
+        <w:jc w:val="left"/>
+      </w:pPr>
+      <w:r>
+        <w:t>“Because we don’t have enough.”</w:t>
       </w:r>
     </w:p>
     <w:p>
@@ -3233,7 +3233,7 @@
         <w:jc w:val="left"/>
       </w:pPr>
       <w:r>
-        <w:t>“That isn't a crime.”</w:t>
+        <w:t>“That isn’t a crime.”</w:t>
       </w:r>
     </w:p>
     <w:p>
@@ -3473,7 +3473,7 @@
         <w:jc w:val="left"/>
       </w:pPr>
       <w:r>
-        <w:t>“I don't know.”</w:t>
+        <w:t>“I don’t know.”</w:t>
       </w:r>
     </w:p>
     <w:p>
@@ -3513,7 +3513,7 @@
         <w:jc w:val="left"/>
       </w:pPr>
       <w:r>
-        <w:t>“Maybe he didn't.”</w:t>
+        <w:t>“Maybe he didn’t.”</w:t>
       </w:r>
     </w:p>
     <w:p>
@@ -3617,7 +3617,7 @@
         <w:jc w:val="left"/>
       </w:pPr>
       <w:r>
-        <w:t>“I don't understand.”</w:t>
+        <w:t>“I don’t understand.”</w:t>
       </w:r>
     </w:p>
     <w:p>
@@ -3673,7 +3673,7 @@
         <w:jc w:val="left"/>
       </w:pPr>
       <w:r>
-        <w:t>“But now you're angry because the evidence doesn't give you the result you want.”</w:t>
+        <w:t>“But now you’re angry because the evidence doesn’t give you the result you want.”</w:t>
       </w:r>
     </w:p>
     <w:p>
@@ -3729,7 +3729,7 @@
         <w:jc w:val="left"/>
       </w:pPr>
       <w:r>
-        <w:t>“Integrity isn't just refusing money.”</w:t>
+        <w:t>“Integrity isn’t just refusing money.”</w:t>
       </w:r>
     </w:p>
     <w:p>
@@ -3793,15 +3793,15 @@
         <w:jc w:val="left"/>
       </w:pPr>
       <w:r>
-        <w:t>Faizal's face became unreadable.</w:t>
-      </w:r>
-    </w:p>
-    <w:p>
-      <w:pPr>
-        <w:jc w:val="left"/>
-      </w:pPr>
-      <w:r>
-        <w:t>“I knew we didn't have enough then.”</w:t>
+        <w:t>Faizal’s face became unreadable.</w:t>
+      </w:r>
+    </w:p>
+    <w:p>
+      <w:pPr>
+        <w:jc w:val="left"/>
+      </w:pPr>
+      <w:r>
+        <w:t>“I knew we didn’t have enough then.”</w:t>
       </w:r>
     </w:p>
     <w:p>
@@ -3833,7 +3833,7 @@
         <w:jc w:val="left"/>
       </w:pPr>
       <w:r>
-        <w:t>“Now you're learning.”</w:t>
+        <w:t>“Now you’re learning.”</w:t>
       </w:r>
     </w:p>
     <w:p>
@@ -3941,7 +3941,7 @@
         <w:jc w:val="left"/>
       </w:pPr>
       <w:r>
-        <w:t>Lim's company owned the property.</w:t>
+        <w:t>Lim’s company owned the property.</w:t>
       </w:r>
     </w:p>
     <w:p>
@@ -4237,7 +4237,7 @@
         <w:jc w:val="left"/>
       </w:pPr>
       <w:r>
-        <w:t>“Just don't let it write your report.”</w:t>
+        <w:t>“Just don’t let it write your report.”</w:t>
       </w:r>
     </w:p>
     <w:p>
@@ -4389,7 +4389,7 @@
         <w:jc w:val="left"/>
       </w:pPr>
       <w:r>
-        <w:t>Salleh's expression turned distant.</w:t>
+        <w:t>Salleh’s expression turned distant.</w:t>
       </w:r>
     </w:p>
     <w:p>
@@ -4461,7 +4461,7 @@
         <w:jc w:val="left"/>
       </w:pPr>
       <w:r>
-        <w:t>“I wasn't supposed to do it.”</w:t>
+        <w:t>“I wasn’t supposed to do it.”</w:t>
       </w:r>
     </w:p>
     <w:p>
@@ -4701,15 +4701,15 @@
         <w:jc w:val="left"/>
       </w:pPr>
       <w:r>
-        <w:t>For some reason his father's voice returned.</w:t>
-      </w:r>
-    </w:p>
-    <w:p>
-      <w:pPr>
-        <w:jc w:val="left"/>
-      </w:pPr>
-      <w:r>
-        <w:t>If you cannot change the world, don't become another source of its damage.</w:t>
+        <w:t>For some reason his father’s voice returned.</w:t>
+      </w:r>
+    </w:p>
+    <w:p>
+      <w:pPr>
+        <w:jc w:val="left"/>
+      </w:pPr>
+      <w:r>
+        <w:t>If you cannot change the world, don’t become another source of its damage.</w:t>
       </w:r>
     </w:p>
     <w:p>
